--- a/Briefvorlage.docx
+++ b/Briefvorlage.docx
@@ -22,7 +22,7 @@
           <w:szCs w:val="20"/>
           <w:lang w:val="en-US"/>
         </w:rPr>
-        <w:t>{{</w:t>
+        <w:t>{</w:t>
       </w:r>
       <w:r>
         <w:rPr>
@@ -44,7 +44,7 @@
           <w:szCs w:val="20"/>
           <w:lang w:val="en-US"/>
         </w:rPr>
-        <w:t>}}</w:t>
+        <w:t>}</w:t>
       </w:r>
     </w:p>
     <w:p>
@@ -58,7 +58,11 @@
       </w:pPr>
       <w:r>
         <w:rPr/>
-        <w:t>{{rece</w:t>
+        <w:t>{</w:t>
+      </w:r>
+      <w:r>
+        <w:rPr/>
+        <w:t>rece</w:t>
       </w:r>
       <w:r>
         <w:rPr/>
@@ -70,7 +74,7 @@
       </w:r>
       <w:r>
         <w:rPr/>
-        <w:t>}}</w:t>
+        <w:t>}</w:t>
       </w:r>
     </w:p>
     <w:p>
@@ -84,14 +88,22 @@
       </w:pPr>
       <w:r>
         <w:rPr/>
-        <w:t>{{receiver_postcode_city}}</w:t>
+        <w:t>{</w:t>
+      </w:r>
+      <w:r>
+        <w:rPr/>
+        <w:t>receiver_postcode_city</w:t>
+      </w:r>
+      <w:r>
+        <w:rPr/>
+        <w:t>}</w:t>
       </w:r>
     </w:p>
     <w:p>
       <w:pPr/>
       <w:r>
         <w:rPr/>
-        <w:t>{{</w:t>
+        <w:t>{</w:t>
       </w:r>
       <w:r>
         <w:rPr/>
@@ -99,7 +111,7 @@
       </w:r>
       <w:r>
         <w:rPr/>
-        <w:t>}}</w:t>
+        <w:t>}</w:t>
       </w:r>
     </w:p>
     <w:p>
@@ -135,7 +147,7 @@
           <w:szCs w:val="20"/>
           <w:lang w:val="en-US"/>
         </w:rPr>
-        <w:t>{{dat</w:t>
+        <w:t>{dat</w:t>
       </w:r>
       <w:r>
         <w:rPr>
@@ -153,7 +165,7 @@
           <w:szCs w:val="20"/>
           <w:lang w:val="en-US"/>
         </w:rPr>
-        <w:t>}}</w:t>
+        <w:t>}</w:t>
       </w:r>
     </w:p>
     <w:p>
@@ -196,7 +208,7 @@
           <w:szCs w:val="28"/>
           <w:lang w:val="en-US"/>
         </w:rPr>
-        <w:t>{{</w:t>
+        <w:t>{</w:t>
       </w:r>
       <w:r>
         <w:rPr>
@@ -218,7 +230,7 @@
           <w:szCs w:val="28"/>
           <w:lang w:val="en-US"/>
         </w:rPr>
-        <w:t>}}</w:t>
+        <w:t>}</w:t>
       </w:r>
     </w:p>
     <w:p w14:noSpellErr="1">
@@ -240,7 +252,7 @@
     <w:p>
       <w:r>
         <w:rPr/>
-        <w:t>{{</w:t>
+        <w:t>{</w:t>
       </w:r>
       <w:r>
         <w:rPr/>
@@ -248,7 +260,7 @@
       </w:r>
       <w:r>
         <w:rPr/>
-        <w:t>}}</w:t>
+        <w:t>}</w:t>
       </w:r>
     </w:p>
     <w:p>
@@ -262,7 +274,7 @@
       </w:pPr>
       <w:r>
         <w:rPr/>
-        <w:t>{{</w:t>
+        <w:t>{</w:t>
       </w:r>
       <w:r>
         <w:rPr/>
@@ -270,7 +282,7 @@
       </w:r>
       <w:r>
         <w:rPr/>
-        <w:t>}}</w:t>
+        <w:t>}</w:t>
       </w:r>
     </w:p>
     <w:p>
@@ -283,7 +295,15 @@
       </w:pPr>
       <w:r>
         <w:rPr/>
-        <w:t>{{greeting}}</w:t>
+        <w:t>{</w:t>
+      </w:r>
+      <w:r>
+        <w:rPr/>
+        <w:t>greeting</w:t>
+      </w:r>
+      <w:r>
+        <w:rPr/>
+        <w:t>}</w:t>
       </w:r>
     </w:p>
     <w:p>
@@ -2629,8 +2649,8 @@
 </file>
 
 <file path=customXml/item1.xml><?xml version="1.0" encoding="utf-8"?>
-<ct:contentTypeSchema xmlns:ct="http://schemas.microsoft.com/office/2006/metadata/contentType" xmlns:ma="http://schemas.microsoft.com/office/2006/metadata/properties/metaAttributes" ct:_="" ma:_="" ma:contentTypeName="Dokument" ma:contentTypeID="0x0101005219B21E85997645AC1C9FC08344C9F2" ma:contentTypeVersion="3" ma:contentTypeDescription="Ein neues Dokument erstellen." ma:contentTypeScope="" ma:versionID="f8fc6b9ca9721260a091b35429d03124">
-  <xsd:schema xmlns:xsd="http://www.w3.org/2001/XMLSchema" xmlns:xs="http://www.w3.org/2001/XMLSchema" xmlns:p="http://schemas.microsoft.com/office/2006/metadata/properties" xmlns:ns2="ba190ae2-9fa3-4aa2-a39a-85163ce25708" targetNamespace="http://schemas.microsoft.com/office/2006/metadata/properties" ma:root="true" ma:fieldsID="5829d9c806c42dfea42635549db195ec" ns2:_="">
+<ct:contentTypeSchema xmlns:ct="http://schemas.microsoft.com/office/2006/metadata/contentType" xmlns:ma="http://schemas.microsoft.com/office/2006/metadata/properties/metaAttributes" ct:_="" ma:_="" ma:contentTypeName="Dokument" ma:contentTypeID="0x0101005219B21E85997645AC1C9FC08344C9F2" ma:contentTypeVersion="3" ma:contentTypeDescription="Ein neues Dokument erstellen." ma:contentTypeScope="" ma:versionID="40e16cad1ac6e6c4b10aceda2c07a400">
+  <xsd:schema xmlns:xsd="http://www.w3.org/2001/XMLSchema" xmlns:xs="http://www.w3.org/2001/XMLSchema" xmlns:p="http://schemas.microsoft.com/office/2006/metadata/properties" xmlns:ns2="ba190ae2-9fa3-4aa2-a39a-85163ce25708" targetNamespace="http://schemas.microsoft.com/office/2006/metadata/properties" ma:root="true" ma:fieldsID="c2109649c00dfcb5a11e6bda4026e83b" ns2:_="">
     <xsd:import namespace="ba190ae2-9fa3-4aa2-a39a-85163ce25708"/>
     <xsd:element name="properties">
       <xsd:complexType>
@@ -2782,7 +2802,7 @@
 </file>
 
 <file path=customXml/itemProps1.xml><?xml version="1.0" encoding="utf-8"?>
-<ds:datastoreItem xmlns:ds="http://schemas.openxmlformats.org/officeDocument/2006/customXml" ds:itemID="{77C5E9CE-6229-4533-9E4E-4834E0AAFC4F}"/>
+<ds:datastoreItem xmlns:ds="http://schemas.openxmlformats.org/officeDocument/2006/customXml" ds:itemID="{6BCD76DB-41F8-4171-983B-1FC277DA3592}"/>
 </file>
 
 <file path=customXml/itemProps2.xml><?xml version="1.0" encoding="utf-8"?>
